--- a/os_sec/lab1/nerkayacum_1.docx
+++ b/os_sec/lab1/nerkayacum_1.docx
@@ -11,7 +11,7 @@
       </w:pPr>
       <w:r>
         <w:rPr/>
-        <w:t>1) cc message_create.c init_queue.c message_queue.h -o create</w:t>
+        <w:t>1) cc message_create.c init_queue.c -o create</w:t>
       </w:r>
     </w:p>
     <w:p>
@@ -273,7 +273,7 @@
       </w:pPr>
       <w:r>
         <w:rPr/>
-        <w:t>4) cc message_send.c init_queue.c message_queue.h -o send</w:t>
+        <w:t>4) cc message_send.c init_queue.c -o send</w:t>
       </w:r>
     </w:p>
     <w:p>
@@ -572,7 +572,7 @@
       </w:pPr>
       <w:r>
         <w:rPr/>
-        <w:t>9) cc message_receive.c init_queue.c message_queue.h -o recieve</w:t>
+        <w:t>9) cc message_receive.c init_queue.c -o recieve</w:t>
       </w:r>
     </w:p>
     <w:p>
@@ -1025,7 +1025,7 @@
       </w:pPr>
       <w:r>
         <w:rPr/>
-        <w:t>cc message_create.c init_queue.c message_queue.h -o create</w:t>
+        <w:t>cc message_create.c init_queue.c  -o create</w:t>
       </w:r>
     </w:p>
     <w:p>
@@ -1073,7 +1073,7 @@
       </w:pPr>
       <w:r>
         <w:rPr/>
-        <w:t>17) cc message_rm.c message_queue.h -o rm_que</w:t>
+        <w:t>17) cc message_rm.c -o rm_que</w:t>
       </w:r>
     </w:p>
     <w:p>
@@ -1109,7 +1109,7 @@
       </w:pPr>
       <w:r>
         <w:rPr/>
-        <w:t>18) gcc message_chqbytes.c message_queue.h -o change_bytes</w:t>
+        <w:t>18) gcc message_chqbytes.c -o change_bytes</w:t>
       </w:r>
     </w:p>
     <w:p>
@@ -1213,7 +1213,7 @@
       </w:pPr>
       <w:r>
         <w:rPr/>
-        <w:t>cc message_send.c init_queue.c message_queue.h -o send</w:t>
+        <w:t>cc message_send.c init_queue.c -o send</w:t>
       </w:r>
     </w:p>
     <w:p>
@@ -1283,6 +1283,7 @@
       <w:pgNumType w:fmt="decimal"/>
       <w:formProt w:val="false"/>
       <w:textDirection w:val="lrTb"/>
+      <w:docGrid w:type="default" w:linePitch="100" w:charSpace="0"/>
     </w:sectPr>
   </w:body>
 </w:document>
@@ -1302,7 +1303,6 @@
     </w:rPrDefault>
     <w:pPrDefault>
       <w:pPr>
-        <w:widowControl/>
         <w:suppressAutoHyphens w:val="true"/>
       </w:pPr>
     </w:pPrDefault>
@@ -1312,7 +1312,10 @@
     <w:qFormat/>
     <w:pPr>
       <w:widowControl/>
+      <w:suppressAutoHyphens w:val="true"/>
       <w:bidi w:val="0"/>
+      <w:spacing w:before="0" w:after="0"/>
+      <w:jc w:val="start"/>
     </w:pPr>
     <w:rPr>
       <w:rFonts w:ascii="Liberation Serif" w:hAnsi="Liberation Serif" w:eastAsia="DejaVu Sans" w:cs="DejaVu Sans"/>
